--- a/src/main/resources/templates/DeNghiCapBaoLanh/de-nghi-cap-bao-lanh-vinfast.docx
+++ b/src/main/resources/templates/DeNghiCapBaoLanh/de-nghi-cap-bao-lanh-vinfast.docx
@@ -24,50 +24,52 @@
     </w:p>
     <w:tbl>
       <w:tblPr>
-        <w:tblW w:w="4888" w:type="pct"/>
-        <w:tblInd w:w="108" w:type="dxa"/>
-        <w:tblLayout w:type="fixed"/>
+        <w:tblStyle w:val="TableGrid"/>
+        <w:tblW w:w="0" w:type="auto"/>
+        <w:tblBorders>
+          <w:top w:val="none" w:sz="0" w:space="0" w:color="auto"/>
+          <w:left w:val="none" w:sz="0" w:space="0" w:color="auto"/>
+          <w:bottom w:val="none" w:sz="0" w:space="0" w:color="auto"/>
+          <w:right w:val="none" w:sz="0" w:space="0" w:color="auto"/>
+          <w:insideH w:val="none" w:sz="0" w:space="0" w:color="auto"/>
+          <w:insideV w:val="none" w:sz="0" w:space="0" w:color="auto"/>
+        </w:tblBorders>
         <w:tblLook w:val="04A0" w:firstRow="1" w:lastRow="0" w:firstColumn="1" w:lastColumn="0" w:noHBand="0" w:noVBand="1"/>
       </w:tblPr>
       <w:tblGrid>
-        <w:gridCol w:w="1105"/>
-        <w:gridCol w:w="374"/>
-        <w:gridCol w:w="7390"/>
+        <w:gridCol w:w="2515"/>
+        <w:gridCol w:w="6547"/>
       </w:tblGrid>
       <w:tr>
         <w:trPr>
-          <w:trHeight w:val="780"/>
+          <w:trHeight w:val="899"/>
         </w:trPr>
         <w:tc>
           <w:tcPr>
-            <w:tcW w:w="623" w:type="pct"/>
+            <w:tcW w:w="2515" w:type="dxa"/>
           </w:tcPr>
           <w:p>
             <w:pPr>
-              <w:spacing w:line="276" w:lineRule="auto"/>
+              <w:pStyle w:val="abc"/>
+              <w:spacing w:before="100" w:line="276" w:lineRule="auto"/>
+              <w:jc w:val="both"/>
               <w:rPr>
-                <w:rFonts w:eastAsia="Calibri"/>
-                <w:noProof/>
-                <w:sz w:val="26"/>
-                <w:szCs w:val="26"/>
+                <w:rFonts w:ascii="Times New Roman" w:hAnsi="Times New Roman"/>
+                <w:i/>
+                <w:spacing w:val="-4"/>
+                <w:szCs w:val="24"/>
+                <w:u w:val="single"/>
               </w:rPr>
             </w:pPr>
-            <w:r>
-              <w:rPr>
-                <w:sz w:val="26"/>
-                <w:szCs w:val="26"/>
-              </w:rPr>
-              <w:br w:type="page"/>
-            </w:r>
             <w:r>
               <w:rPr>
                 <w:noProof/>
               </w:rPr>
               <w:drawing>
-                <wp:anchor distT="0" distB="0" distL="114300" distR="114300" simplePos="0" relativeHeight="251658240" behindDoc="0" locked="0" layoutInCell="1" allowOverlap="1" wp14:anchorId="25B11ED3" wp14:editId="3569F81B">
+                <wp:anchor distT="0" distB="0" distL="114300" distR="114300" simplePos="0" relativeHeight="251659264" behindDoc="0" locked="0" layoutInCell="1" allowOverlap="1" wp14:anchorId="54275C60" wp14:editId="5A7FC630">
                   <wp:simplePos x="0" y="0"/>
                   <wp:positionH relativeFrom="column">
-                    <wp:posOffset>0</wp:posOffset>
+                    <wp:posOffset>-6350</wp:posOffset>
                   </wp:positionH>
                   <wp:positionV relativeFrom="paragraph">
                     <wp:posOffset>4445</wp:posOffset>
@@ -130,35 +132,7 @@
         </w:tc>
         <w:tc>
           <w:tcPr>
-            <w:tcW w:w="211" w:type="pct"/>
-          </w:tcPr>
-          <w:p>
-            <w:pPr>
-              <w:pStyle w:val="Heading1"/>
-              <w:spacing w:before="60" w:after="60" w:line="276" w:lineRule="auto"/>
-              <w:rPr>
-                <w:rFonts w:ascii="Times New Roman" w:hAnsi="Times New Roman"/>
-                <w:sz w:val="28"/>
-                <w:szCs w:val="28"/>
-              </w:rPr>
-            </w:pPr>
-          </w:p>
-          <w:p>
-            <w:pPr>
-              <w:pStyle w:val="Heading1"/>
-              <w:spacing w:before="60" w:after="60" w:line="276" w:lineRule="auto"/>
-              <w:jc w:val="left"/>
-              <w:rPr>
-                <w:rFonts w:ascii="Times New Roman" w:hAnsi="Times New Roman"/>
-                <w:sz w:val="28"/>
-                <w:szCs w:val="28"/>
-              </w:rPr>
-            </w:pPr>
-          </w:p>
-        </w:tc>
-        <w:tc>
-          <w:tcPr>
-            <w:tcW w:w="4166" w:type="pct"/>
+            <w:tcW w:w="6547" w:type="dxa"/>
           </w:tcPr>
           <w:p>
             <w:pPr>
@@ -166,15 +140,19 @@
               <w:spacing w:before="0" w:line="276" w:lineRule="auto"/>
               <w:rPr>
                 <w:rFonts w:ascii="Times New Roman" w:hAnsi="Times New Roman"/>
-                <w:sz w:val="26"/>
-                <w:szCs w:val="26"/>
+                <w:b w:val="0"/>
+                <w:bCs/>
+                <w:sz w:val="30"/>
+                <w:szCs w:val="30"/>
               </w:rPr>
             </w:pPr>
             <w:r>
               <w:rPr>
                 <w:rFonts w:ascii="Times New Roman" w:hAnsi="Times New Roman"/>
-                <w:sz w:val="26"/>
-                <w:szCs w:val="26"/>
+                <w:b w:val="0"/>
+                <w:bCs/>
+                <w:sz w:val="30"/>
+                <w:szCs w:val="30"/>
               </w:rPr>
               <w:t>CỘNG HÒA XÃ HỘI CHỦ NGHĨA VIỆT NAM</w:t>
             </w:r>
@@ -185,210 +163,22 @@
               <w:jc w:val="center"/>
               <w:rPr>
                 <w:b/>
+                <w:sz w:val="30"/>
+                <w:szCs w:val="30"/>
                 <w:lang w:eastAsia="x-none"/>
               </w:rPr>
             </w:pPr>
             <w:r>
               <w:rPr>
                 <w:b/>
+                <w:bCs/>
+                <w:sz w:val="30"/>
+                <w:szCs w:val="30"/>
                 <w:lang w:eastAsia="x-none"/>
               </w:rPr>
               <w:t>Độc lập – Tự do – Hạnh phúc</w:t>
             </w:r>
           </w:p>
-          <w:p>
-            <w:pPr>
-              <w:spacing w:line="276" w:lineRule="auto"/>
-              <w:rPr>
-                <w:lang w:eastAsia="x-none"/>
-              </w:rPr>
-            </w:pPr>
-            <w:r>
-              <w:rPr>
-                <w:rFonts w:eastAsia="Calibri"/>
-                <w:noProof/>
-                <w:sz w:val="12"/>
-                <w:szCs w:val="12"/>
-              </w:rPr>
-              <mc:AlternateContent>
-                <mc:Choice Requires="wps">
-                  <w:drawing>
-                    <wp:anchor distT="0" distB="0" distL="114300" distR="114300" simplePos="0" relativeHeight="251657216" behindDoc="0" locked="0" layoutInCell="1" allowOverlap="1" wp14:anchorId="16F852CE" wp14:editId="1DA93E5B">
-                      <wp:simplePos x="0" y="0"/>
-                      <wp:positionH relativeFrom="column">
-                        <wp:posOffset>1553210</wp:posOffset>
-                      </wp:positionH>
-                      <wp:positionV relativeFrom="paragraph">
-                        <wp:posOffset>20320</wp:posOffset>
-                      </wp:positionV>
-                      <wp:extent cx="1656080" cy="0"/>
-                      <wp:effectExtent l="6350" t="5715" r="13970" b="13335"/>
-                      <wp:wrapNone/>
-                      <wp:docPr id="1511937527" name="AutoShape 5"/>
-                      <wp:cNvGraphicFramePr>
-                        <a:graphicFrameLocks xmlns:a="http://schemas.openxmlformats.org/drawingml/2006/main"/>
-                      </wp:cNvGraphicFramePr>
-                      <a:graphic xmlns:a="http://schemas.openxmlformats.org/drawingml/2006/main">
-                        <a:graphicData uri="http://schemas.microsoft.com/office/word/2010/wordprocessingShape">
-                          <wps:wsp>
-                            <wps:cNvCnPr>
-                              <a:cxnSpLocks noChangeShapeType="1"/>
-                            </wps:cNvCnPr>
-                            <wps:spPr bwMode="auto">
-                              <a:xfrm>
-                                <a:off x="0" y="0"/>
-                                <a:ext cx="1656080" cy="0"/>
-                              </a:xfrm>
-                              <a:prstGeom prst="straightConnector1">
-                                <a:avLst/>
-                              </a:prstGeom>
-                              <a:noFill/>
-                              <a:ln w="9525">
-                                <a:solidFill>
-                                  <a:srgbClr val="000000"/>
-                                </a:solidFill>
-                                <a:round/>
-                                <a:headEnd/>
-                                <a:tailEnd/>
-                              </a:ln>
-                              <a:extLst>
-                                <a:ext uri="{909E8E84-426E-40DD-AFC4-6F175D3DCCD1}">
-                                  <a14:hiddenFill xmlns:a14="http://schemas.microsoft.com/office/drawing/2010/main">
-                                    <a:noFill/>
-                                  </a14:hiddenFill>
-                                </a:ext>
-                              </a:extLst>
-                            </wps:spPr>
-                            <wps:bodyPr/>
-                          </wps:wsp>
-                        </a:graphicData>
-                      </a:graphic>
-                      <wp14:sizeRelH relativeFrom="page">
-                        <wp14:pctWidth>0</wp14:pctWidth>
-                      </wp14:sizeRelH>
-                      <wp14:sizeRelV relativeFrom="page">
-                        <wp14:pctHeight>0</wp14:pctHeight>
-                      </wp14:sizeRelV>
-                    </wp:anchor>
-                  </w:drawing>
-                </mc:Choice>
-                <mc:Fallback>
-                  <w:pict>
-                    <v:shapetype w14:anchorId="31AF3BA3" id="_x0000_t32" coordsize="21600,21600" o:spt="32" o:oned="t" path="m,l21600,21600e" filled="f">
-                      <v:path arrowok="t" fillok="f" o:connecttype="none"/>
-                      <o:lock v:ext="edit" shapetype="t"/>
-                    </v:shapetype>
-                    <v:shape id="AutoShape 5" o:spid="_x0000_s1026" type="#_x0000_t32" style="position:absolute;margin-left:122.3pt;margin-top:1.6pt;width:130.4pt;height:0;z-index:251657216;visibility:visible;mso-wrap-style:square;mso-width-percent:0;mso-height-percent:0;mso-wrap-distance-left:9pt;mso-wrap-distance-top:0;mso-wrap-distance-right:9pt;mso-wrap-distance-bottom:0;mso-position-horizontal:absolute;mso-position-horizontal-relative:text;mso-position-vertical:absolute;mso-position-vertical-relative:text;mso-width-percent:0;mso-height-percent:0;mso-width-relative:page;mso-height-relative:page" o:gfxdata="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"/>
-                  </w:pict>
-                </mc:Fallback>
-              </mc:AlternateContent>
-            </w:r>
-          </w:p>
-        </w:tc>
-      </w:tr>
-      <w:tr>
-        <w:trPr>
-          <w:trHeight w:val="344"/>
-        </w:trPr>
-        <w:tc>
-          <w:tcPr>
-            <w:tcW w:w="5000" w:type="pct"/>
-            <w:gridSpan w:val="3"/>
-          </w:tcPr>
-          <w:p>
-            <w:pPr>
-              <w:pStyle w:val="Heading1"/>
-              <w:spacing w:before="60" w:after="60" w:line="276" w:lineRule="auto"/>
-              <w:rPr>
-                <w:rFonts w:ascii="Times New Roman" w:hAnsi="Times New Roman"/>
-                <w:sz w:val="28"/>
-                <w:szCs w:val="28"/>
-              </w:rPr>
-            </w:pPr>
-            <w:r>
-              <w:rPr>
-                <w:rFonts w:ascii="Times New Roman" w:hAnsi="Times New Roman"/>
-                <w:sz w:val="28"/>
-                <w:szCs w:val="28"/>
-              </w:rPr>
-              <w:t>GIẤY ĐỀ NGHỊ CẤP BẢO LÃNH KIÊM HỢP ĐỒNG CẤP BẢO LÃNH CỤ THỂ</w:t>
-            </w:r>
-          </w:p>
-        </w:tc>
-      </w:tr>
-      <w:tr>
-        <w:trPr>
-          <w:trHeight w:val="287"/>
-        </w:trPr>
-        <w:tc>
-          <w:tcPr>
-            <w:tcW w:w="5000" w:type="pct"/>
-            <w:gridSpan w:val="3"/>
-          </w:tcPr>
-          <w:p>
-            <w:pPr>
-              <w:spacing w:line="276" w:lineRule="auto"/>
-              <w:jc w:val="center"/>
-              <w:rPr>
-                <w:rFonts w:eastAsia="Calibri"/>
-                <w:noProof/>
-                <w:szCs w:val="28"/>
-              </w:rPr>
-            </w:pPr>
-            <w:r>
-              <w:rPr>
-                <w:rFonts w:eastAsia="Calibri"/>
-                <w:noProof/>
-                <w:szCs w:val="28"/>
-              </w:rPr>
-              <w:t>Số:</w:t>
-            </w:r>
-            <w:r>
-              <w:rPr>
-                <w:rFonts w:eastAsia="Calibri"/>
-                <w:b/>
-                <w:noProof/>
-                <w:szCs w:val="28"/>
-              </w:rPr>
-              <w:t xml:space="preserve"> </w:t>
-            </w:r>
-            <w:r>
-              <w:rPr>
-                <w:rFonts w:eastAsia="Calibri"/>
-                <w:noProof/>
-                <w:szCs w:val="28"/>
-              </w:rPr>
-              <w:t>{{HD</w:t>
-            </w:r>
-            <w:r>
-              <w:rPr>
-                <w:rFonts w:eastAsia="Calibri"/>
-                <w:noProof/>
-                <w:szCs w:val="28"/>
-              </w:rPr>
-              <w:t>BDCT</w:t>
-            </w:r>
-            <w:r>
-              <w:rPr>
-                <w:rFonts w:eastAsia="Calibri"/>
-                <w:noProof/>
-                <w:szCs w:val="28"/>
-              </w:rPr>
-              <w:t>}}</w:t>
-            </w:r>
-          </w:p>
-          <w:p>
-            <w:pPr>
-              <w:spacing w:line="276" w:lineRule="auto"/>
-              <w:jc w:val="center"/>
-              <w:rPr>
-                <w:rFonts w:eastAsia="Calibri"/>
-                <w:noProof/>
-                <w:color w:val="FF0000"/>
-                <w:szCs w:val="28"/>
-              </w:rPr>
-            </w:pPr>
-          </w:p>
         </w:tc>
       </w:tr>
     </w:tbl>
@@ -396,15 +186,86 @@
       <w:pPr>
         <w:pStyle w:val="abc"/>
         <w:spacing w:before="100" w:line="276" w:lineRule="auto"/>
-        <w:jc w:val="both"/>
+        <w:jc w:val="center"/>
         <w:rPr>
           <w:rFonts w:ascii="Times New Roman" w:hAnsi="Times New Roman"/>
           <w:b/>
+          <w:bCs/>
+          <w:iCs/>
           <w:spacing w:val="-4"/>
           <w:szCs w:val="24"/>
         </w:rPr>
       </w:pPr>
-      <w:r>
+    </w:p>
+    <w:p>
+      <w:pPr>
+        <w:pStyle w:val="abc"/>
+        <w:spacing w:before="100" w:line="276" w:lineRule="auto"/>
+        <w:jc w:val="center"/>
+        <w:rPr>
+          <w:rFonts w:ascii="Times New Roman" w:hAnsi="Times New Roman"/>
+          <w:b/>
+          <w:bCs/>
+          <w:iCs/>
+          <w:spacing w:val="-4"/>
+          <w:sz w:val="28"/>
+          <w:szCs w:val="28"/>
+        </w:rPr>
+      </w:pPr>
+      <w:r>
+        <w:rPr>
+          <w:rFonts w:ascii="Times New Roman" w:hAnsi="Times New Roman"/>
+          <w:b/>
+          <w:bCs/>
+          <w:iCs/>
+          <w:spacing w:val="-4"/>
+          <w:sz w:val="28"/>
+          <w:szCs w:val="28"/>
+        </w:rPr>
+        <w:t>GIẤY ĐỀ NGHỊ CẤP BẢO LÃNH KIÊM HỢP ĐỒNG CẤP BẢO LÃNH CỤ THỂ</w:t>
+      </w:r>
+    </w:p>
+    <w:p>
+      <w:pPr>
+        <w:pStyle w:val="abc"/>
+        <w:spacing w:before="100" w:line="276" w:lineRule="auto"/>
+        <w:jc w:val="center"/>
+        <w:rPr>
+          <w:rFonts w:ascii="Times New Roman" w:hAnsi="Times New Roman"/>
+          <w:iCs/>
+          <w:spacing w:val="-4"/>
+          <w:sz w:val="28"/>
+          <w:szCs w:val="28"/>
+        </w:rPr>
+      </w:pPr>
+      <w:proofErr w:type="gramStart"/>
+      <w:r>
+        <w:rPr>
+          <w:rFonts w:ascii="Times New Roman" w:hAnsi="Times New Roman"/>
+          <w:iCs/>
+          <w:spacing w:val="-4"/>
+          <w:sz w:val="28"/>
+          <w:szCs w:val="28"/>
+        </w:rPr>
+        <w:t>Số: {{</w:t>
+      </w:r>
+      <w:proofErr w:type="gramEnd"/>
+      <w:r>
+        <w:rPr>
+          <w:rFonts w:ascii="Times New Roman" w:hAnsi="Times New Roman"/>
+          <w:iCs/>
+          <w:spacing w:val="-4"/>
+          <w:sz w:val="28"/>
+          <w:szCs w:val="28"/>
+        </w:rPr>
+        <w:t>HDBDCT}}</w:t>
+      </w:r>
+    </w:p>
+    <w:p>
+      <w:pPr>
+        <w:pStyle w:val="abc"/>
+        <w:spacing w:before="100" w:line="276" w:lineRule="auto"/>
+        <w:jc w:val="both"/>
         <w:rPr>
           <w:rFonts w:ascii="Times New Roman" w:hAnsi="Times New Roman"/>
           <w:i/>
@@ -412,8 +273,20 @@
           <w:szCs w:val="24"/>
           <w:u w:val="single"/>
         </w:rPr>
-        <w:t xml:space="preserve">Kính </w:t>
-      </w:r>
+      </w:pPr>
+    </w:p>
+    <w:p>
+      <w:pPr>
+        <w:pStyle w:val="abc"/>
+        <w:spacing w:before="100" w:line="276" w:lineRule="auto"/>
+        <w:jc w:val="both"/>
+        <w:rPr>
+          <w:rFonts w:ascii="Times New Roman" w:hAnsi="Times New Roman"/>
+          <w:b/>
+          <w:spacing w:val="-4"/>
+          <w:szCs w:val="24"/>
+        </w:rPr>
+      </w:pPr>
       <w:r>
         <w:rPr>
           <w:rFonts w:ascii="Times New Roman" w:hAnsi="Times New Roman"/>
@@ -422,7 +295,7 @@
           <w:szCs w:val="24"/>
           <w:u w:val="single"/>
         </w:rPr>
-        <w:t>gửi</w:t>
+        <w:t>Kính gửi</w:t>
       </w:r>
       <w:r>
         <w:rPr>
@@ -439,52 +312,7 @@
           <w:spacing w:val="-4"/>
           <w:szCs w:val="24"/>
         </w:rPr>
-        <w:t xml:space="preserve"> Ngân hàng TMCP </w:t>
-      </w:r>
-      <w:r>
-        <w:rPr>
-          <w:rFonts w:ascii="Times New Roman" w:hAnsi="Times New Roman"/>
-          <w:b/>
-          <w:spacing w:val="-4"/>
-          <w:szCs w:val="24"/>
-        </w:rPr>
-        <w:t>Đầu tư và P</w:t>
-      </w:r>
-      <w:r>
-        <w:rPr>
-          <w:rFonts w:ascii="Times New Roman" w:hAnsi="Times New Roman"/>
-          <w:b/>
-          <w:spacing w:val="-4"/>
-          <w:szCs w:val="24"/>
-        </w:rPr>
-        <w:t>hát triển</w:t>
-      </w:r>
-      <w:r>
-        <w:rPr>
-          <w:rFonts w:ascii="Times New Roman" w:hAnsi="Times New Roman"/>
-          <w:b/>
-          <w:spacing w:val="-4"/>
-          <w:szCs w:val="24"/>
-        </w:rPr>
-        <w:t xml:space="preserve"> </w:t>
-      </w:r>
-      <w:r>
-        <w:rPr>
-          <w:rFonts w:ascii="Times New Roman" w:hAnsi="Times New Roman"/>
-          <w:b/>
-          <w:spacing w:val="-4"/>
-          <w:szCs w:val="24"/>
-        </w:rPr>
-        <w:t xml:space="preserve">Việt Nam – Chi nhánh </w:t>
-      </w:r>
-      <w:r>
-        <w:rPr>
-          <w:rFonts w:ascii="Times New Roman" w:hAnsi="Times New Roman"/>
-          <w:b/>
-          <w:spacing w:val="-4"/>
-          <w:szCs w:val="24"/>
-        </w:rPr>
-        <w:t>Đồng Tháp.</w:t>
+        <w:t xml:space="preserve"> Ngân hàng TMCP Đầu tư và Phát triển Việt Nam – Chi nhánh Đồng Tháp.</w:t>
       </w:r>
     </w:p>
     <w:p>
@@ -504,31 +332,7 @@
           <w:i/>
           <w:szCs w:val="24"/>
         </w:rPr>
-        <w:t>(Sau đây gọi là “Ngân hàng”</w:t>
-      </w:r>
-      <w:r>
-        <w:rPr>
-          <w:rFonts w:ascii="Times New Roman" w:hAnsi="Times New Roman"/>
-          <w:i/>
-          <w:szCs w:val="24"/>
-        </w:rPr>
-        <w:t xml:space="preserve"> hoặc “BIDV Đồng Tháp</w:t>
-      </w:r>
-      <w:r>
-        <w:rPr>
-          <w:rFonts w:ascii="Times New Roman" w:hAnsi="Times New Roman"/>
-          <w:i/>
-          <w:szCs w:val="24"/>
-        </w:rPr>
-        <w:t>”</w:t>
-      </w:r>
-      <w:r>
-        <w:rPr>
-          <w:rFonts w:ascii="Times New Roman" w:hAnsi="Times New Roman"/>
-          <w:i/>
-          <w:szCs w:val="24"/>
-        </w:rPr>
-        <w:t>)</w:t>
+        <w:t>(Sau đây gọi là “Ngân hàng” hoặc “BIDV Đồng Tháp”)</w:t>
       </w:r>
     </w:p>
     <w:p>
@@ -562,14 +366,7 @@
           <w:rFonts w:ascii="Times New Roman" w:hAnsi="Times New Roman"/>
           <w:szCs w:val="24"/>
         </w:rPr>
-        <w:t>Tên khách hàng</w:t>
-      </w:r>
-      <w:r>
-        <w:rPr>
-          <w:rFonts w:ascii="Times New Roman" w:hAnsi="Times New Roman"/>
-          <w:szCs w:val="24"/>
-        </w:rPr>
-        <w:t xml:space="preserve">: </w:t>
+        <w:t xml:space="preserve">Tên khách hàng: </w:t>
       </w:r>
       <w:r>
         <w:rPr>
@@ -577,23 +374,7 @@
           <w:b/>
           <w:szCs w:val="24"/>
         </w:rPr>
-        <w:t>CÔNG TY</w:t>
-      </w:r>
-      <w:r>
-        <w:rPr>
-          <w:rFonts w:ascii="Times New Roman" w:hAnsi="Times New Roman"/>
-          <w:b/>
-          <w:szCs w:val="24"/>
-        </w:rPr>
-        <w:t xml:space="preserve"> </w:t>
-      </w:r>
-      <w:r>
-        <w:rPr>
-          <w:rFonts w:ascii="Times New Roman" w:hAnsi="Times New Roman"/>
-          <w:b/>
-          <w:szCs w:val="24"/>
-        </w:rPr>
-        <w:t>CP TM XNK HUY TIẾN DŨNG</w:t>
+        <w:t>CÔNG TY CP TM XNK HUY TIẾN DŨNG</w:t>
       </w:r>
     </w:p>
     <w:p>
@@ -615,25 +396,7 @@
           <w:szCs w:val="24"/>
           <w:lang w:val="fr-FR"/>
         </w:rPr>
-        <w:t>(</w:t>
-      </w:r>
-      <w:r>
-        <w:rPr>
-          <w:rFonts w:ascii="Times New Roman" w:hAnsi="Times New Roman"/>
-          <w:i/>
-          <w:szCs w:val="24"/>
-          <w:lang w:val="fr-FR"/>
-        </w:rPr>
-        <w:t xml:space="preserve">Sau đây gọi là </w:t>
-      </w:r>
-      <w:r>
-        <w:rPr>
-          <w:rFonts w:ascii="Times New Roman" w:hAnsi="Times New Roman"/>
-          <w:i/>
-          <w:szCs w:val="24"/>
-          <w:lang w:val="fr-FR"/>
-        </w:rPr>
-        <w:t>“Công ty”)</w:t>
+        <w:t>(Sau đây gọi là “Công ty”)</w:t>
       </w:r>
     </w:p>
     <w:p>
@@ -661,70 +424,7 @@
           <w:rFonts w:ascii="Times New Roman" w:eastAsia="Calibri" w:hAnsi="Times New Roman"/>
           <w:szCs w:val="24"/>
         </w:rPr>
-        <w:t xml:space="preserve">1402021121 do Sở KH&amp;ĐT Đồng Tháp cấp </w:t>
-      </w:r>
-      <w:r>
-        <w:rPr>
-          <w:rFonts w:ascii="Times New Roman" w:eastAsia="Calibri" w:hAnsi="Times New Roman"/>
-          <w:szCs w:val="24"/>
-        </w:rPr>
-        <w:t xml:space="preserve">đăng ký lần đầu ngày 14/09/2015, đăng ký thay đổi lần thứ </w:t>
-      </w:r>
-      <w:r>
-        <w:rPr>
-          <w:rFonts w:ascii="Times New Roman" w:eastAsia="Calibri" w:hAnsi="Times New Roman"/>
-          <w:szCs w:val="24"/>
-        </w:rPr>
-        <w:t>8</w:t>
-      </w:r>
-      <w:r>
-        <w:rPr>
-          <w:rFonts w:ascii="Times New Roman" w:eastAsia="Calibri" w:hAnsi="Times New Roman"/>
-          <w:szCs w:val="24"/>
-        </w:rPr>
-        <w:t xml:space="preserve"> </w:t>
-      </w:r>
-      <w:r>
-        <w:rPr>
-          <w:rFonts w:ascii="Times New Roman" w:eastAsia="Calibri" w:hAnsi="Times New Roman"/>
-          <w:szCs w:val="24"/>
-        </w:rPr>
-        <w:t xml:space="preserve">ngày </w:t>
-      </w:r>
-      <w:r>
-        <w:rPr>
-          <w:rFonts w:ascii="Times New Roman" w:eastAsia="Calibri" w:hAnsi="Times New Roman"/>
-          <w:szCs w:val="24"/>
-        </w:rPr>
-        <w:t>29</w:t>
-      </w:r>
-      <w:r>
-        <w:rPr>
-          <w:rFonts w:ascii="Times New Roman" w:eastAsia="Calibri" w:hAnsi="Times New Roman"/>
-          <w:szCs w:val="24"/>
-        </w:rPr>
-        <w:t>/</w:t>
-      </w:r>
-      <w:r>
-        <w:rPr>
-          <w:rFonts w:ascii="Times New Roman" w:eastAsia="Calibri" w:hAnsi="Times New Roman"/>
-          <w:szCs w:val="24"/>
-        </w:rPr>
-        <w:t>08</w:t>
-      </w:r>
-      <w:r>
-        <w:rPr>
-          <w:rFonts w:ascii="Times New Roman" w:eastAsia="Calibri" w:hAnsi="Times New Roman"/>
-          <w:szCs w:val="24"/>
-        </w:rPr>
-        <w:t>/20</w:t>
-      </w:r>
-      <w:r>
-        <w:rPr>
-          <w:rFonts w:ascii="Times New Roman" w:eastAsia="Calibri" w:hAnsi="Times New Roman"/>
-          <w:szCs w:val="24"/>
-        </w:rPr>
-        <w:t>25</w:t>
+        <w:t>1402021121 do Sở KH&amp;ĐT Đồng Tháp cấp đăng ký lần đầu ngày 14/09/2015, đăng ký thay đổi lần thứ 8 ngày 29/08/2025</w:t>
       </w:r>
     </w:p>
     <w:p>
@@ -778,47 +478,7 @@
           <w:sz w:val="24"/>
           <w:lang w:val="fr-FR"/>
         </w:rPr>
-        <w:t xml:space="preserve">Số </w:t>
-      </w:r>
-      <w:r>
-        <w:rPr>
-          <w:spacing w:val="-6"/>
-          <w:sz w:val="24"/>
-          <w:lang w:val="fr-FR"/>
-        </w:rPr>
-        <w:t>89</w:t>
-      </w:r>
-      <w:r>
-        <w:rPr>
-          <w:spacing w:val="-6"/>
-          <w:sz w:val="24"/>
-          <w:lang w:val="fr-FR"/>
-        </w:rPr>
-        <w:t xml:space="preserve"> </w:t>
-      </w:r>
-      <w:r>
-        <w:rPr>
-          <w:spacing w:val="-6"/>
-          <w:sz w:val="24"/>
-          <w:lang w:val="fr-FR"/>
-        </w:rPr>
-        <w:t>Đường Nguyễn Huệ</w:t>
-      </w:r>
-      <w:r>
-        <w:rPr>
-          <w:spacing w:val="-6"/>
-          <w:sz w:val="24"/>
-          <w:lang w:val="fr-FR"/>
-        </w:rPr>
-        <w:t>, P</w:t>
-      </w:r>
-      <w:r>
-        <w:rPr>
-          <w:spacing w:val="-6"/>
-          <w:sz w:val="24"/>
-          <w:lang w:val="fr-FR"/>
-        </w:rPr>
-        <w:t>hường Cao Lãnh, Đồng Tháp.</w:t>
+        <w:t>Số 89 Đường Nguyễn Huệ, Phường Cao Lãnh, Đồng Tháp.</w:t>
       </w:r>
     </w:p>
     <w:p>
@@ -851,23 +511,7 @@
           <w:sz w:val="24"/>
           <w:lang w:val="fr-FR"/>
         </w:rPr>
-        <w:t>0277.</w:t>
-      </w:r>
-      <w:r>
-        <w:rPr>
-          <w:rFonts w:eastAsia="Calibri"/>
-          <w:sz w:val="24"/>
-          <w:lang w:val="fr-FR"/>
-        </w:rPr>
-        <w:t>3</w:t>
-      </w:r>
-      <w:r>
-        <w:rPr>
-          <w:rFonts w:eastAsia="Calibri"/>
-          <w:sz w:val="24"/>
-          <w:lang w:val="fr-FR"/>
-        </w:rPr>
-        <w:t>66668  Fax</w:t>
+        <w:t>0277.366668  Fax</w:t>
       </w:r>
       <w:proofErr w:type="gramEnd"/>
       <w:r>
@@ -921,23 +565,7 @@
           <w:sz w:val="24"/>
           <w:lang w:val="fr-FR"/>
         </w:rPr>
-        <w:t xml:space="preserve"> </w:t>
-      </w:r>
-      <w:r>
-        <w:rPr>
-          <w:color w:val="0000CC"/>
-          <w:sz w:val="24"/>
-          <w:lang w:val="fr-FR"/>
-        </w:rPr>
-        <w:t>Phạm Bích Kiều</w:t>
-      </w:r>
-      <w:r>
-        <w:rPr>
-          <w:color w:val="0000CC"/>
-          <w:sz w:val="24"/>
-          <w:lang w:val="fr-FR"/>
-        </w:rPr>
-        <w:t xml:space="preserve">, chức </w:t>
+        <w:t xml:space="preserve"> Phạm Bích Kiều, chức </w:t>
       </w:r>
       <w:proofErr w:type="gramStart"/>
       <w:r>
@@ -1001,55 +629,7 @@
           <w:sz w:val="24"/>
           <w:lang w:val="fr-FR"/>
         </w:rPr>
-        <w:t xml:space="preserve"> 03</w:t>
-      </w:r>
-      <w:r>
-        <w:rPr>
-          <w:color w:val="0000CC"/>
-          <w:sz w:val="24"/>
-          <w:lang w:val="fr-FR"/>
-        </w:rPr>
-        <w:t xml:space="preserve">/GUQ.CPHTD ngày </w:t>
-      </w:r>
-      <w:r>
-        <w:rPr>
-          <w:color w:val="0000CC"/>
-          <w:sz w:val="24"/>
-          <w:lang w:val="fr-FR"/>
-        </w:rPr>
-        <w:t>01/05/202</w:t>
-      </w:r>
-      <w:r>
-        <w:rPr>
-          <w:color w:val="0000CC"/>
-          <w:sz w:val="24"/>
-          <w:lang w:val="fr-FR"/>
-        </w:rPr>
-        <w:t>4</w:t>
-      </w:r>
-      <w:r>
-        <w:rPr>
-          <w:color w:val="0000CC"/>
-          <w:sz w:val="24"/>
-          <w:lang w:val="fr-FR"/>
-        </w:rPr>
-        <w:t xml:space="preserve"> </w:t>
-      </w:r>
-      <w:r>
-        <w:rPr>
-          <w:color w:val="0000CC"/>
-          <w:sz w:val="24"/>
-          <w:lang w:val="fr-FR"/>
-        </w:rPr>
-        <w:t>của Giám Đốc</w:t>
-      </w:r>
-      <w:r>
-        <w:rPr>
-          <w:color w:val="0000CC"/>
-          <w:sz w:val="24"/>
-          <w:lang w:val="fr-FR"/>
-        </w:rPr>
-        <w:t>.</w:t>
+        <w:t xml:space="preserve"> 03/GUQ.CPHTD ngày 01/05/2024 của Giám Đốc.</w:t>
       </w:r>
     </w:p>
     <w:p>
@@ -1070,7 +650,46 @@
           <w:sz w:val="24"/>
           <w:lang w:val="fr-FR"/>
         </w:rPr>
-        <w:t>Căn cứ Hợp đồng tín dụng hạn mức số:</w:t>
+        <w:t xml:space="preserve">Căn cứ Hợp đồng tín dụng hạn mức số: </w:t>
+      </w:r>
+      <w:r>
+        <w:rPr>
+          <w:color w:val="0070C0"/>
+          <w:sz w:val="24"/>
+          <w:lang w:val="fr-FR"/>
+        </w:rPr>
+        <w:t xml:space="preserve">{{HDTD}} </w:t>
+      </w:r>
+      <w:r>
+        <w:rPr>
+          <w:color w:val="0070C0"/>
+          <w:sz w:val="24"/>
+          <w:lang w:val="fr-FR"/>
+        </w:rPr>
+        <w:t xml:space="preserve">ngày </w:t>
+      </w:r>
+      <w:r>
+        <w:rPr>
+          <w:color w:val="0070C0"/>
+          <w:sz w:val="24"/>
+          <w:lang w:val="fr-FR"/>
+        </w:rPr>
+        <w:t>{{HDTD_DATE}}</w:t>
+      </w:r>
+      <w:r>
+        <w:rPr>
+          <w:sz w:val="24"/>
+          <w:lang w:val="fr-FR"/>
+        </w:rPr>
+        <w:t xml:space="preserve"> (sau đây gọi là “Hợp đồng tín dụng hạn mức”) ký</w:t>
+      </w:r>
+      <w:r>
+        <w:rPr>
+          <w:bCs/>
+          <w:sz w:val="24"/>
+          <w:lang w:val="fr-FR"/>
+        </w:rPr>
+        <w:t xml:space="preserve"> </w:t>
       </w:r>
       <w:r>
         <w:rPr>
@@ -1078,120 +697,7 @@
           <w:sz w:val="24"/>
           <w:lang w:val="fr-FR"/>
         </w:rPr>
-        <w:t xml:space="preserve"> </w:t>
-      </w:r>
-      <w:r>
-        <w:rPr>
-          <w:color w:val="0070C0"/>
-          <w:sz w:val="24"/>
-          <w:lang w:val="fr-FR"/>
-        </w:rPr>
-        <w:t xml:space="preserve">{{HDTD}} </w:t>
-      </w:r>
-      <w:r>
-        <w:rPr>
-          <w:color w:val="0070C0"/>
-          <w:sz w:val="24"/>
-          <w:lang w:val="fr-FR"/>
-        </w:rPr>
-        <w:t xml:space="preserve">ngày </w:t>
-      </w:r>
-      <w:r>
-        <w:rPr>
-          <w:color w:val="0070C0"/>
-          <w:sz w:val="24"/>
-          <w:lang w:val="fr-FR"/>
-        </w:rPr>
-        <w:t>{{HDTD_DATE}}</w:t>
-      </w:r>
-      <w:r>
-        <w:rPr>
-          <w:sz w:val="24"/>
-          <w:lang w:val="fr-FR"/>
-        </w:rPr>
-        <w:t xml:space="preserve"> </w:t>
-      </w:r>
-      <w:r>
-        <w:rPr>
-          <w:sz w:val="24"/>
-          <w:lang w:val="fr-FR"/>
-        </w:rPr>
-        <w:t>(sau đây gọi là “Hợp đồng tín dụng hạn mức</w:t>
-      </w:r>
-      <w:r>
-        <w:rPr>
-          <w:sz w:val="24"/>
-          <w:lang w:val="fr-FR"/>
-        </w:rPr>
-        <w:t>”</w:t>
-      </w:r>
-      <w:r>
-        <w:rPr>
-          <w:sz w:val="24"/>
-          <w:lang w:val="fr-FR"/>
-        </w:rPr>
-        <w:t>)</w:t>
-      </w:r>
-      <w:r>
-        <w:rPr>
-          <w:sz w:val="24"/>
-          <w:lang w:val="fr-FR"/>
-        </w:rPr>
-        <w:t xml:space="preserve"> </w:t>
-      </w:r>
-      <w:r>
-        <w:rPr>
-          <w:sz w:val="24"/>
-          <w:lang w:val="fr-FR"/>
-        </w:rPr>
-        <w:t>k</w:t>
-      </w:r>
-      <w:r>
-        <w:rPr>
-          <w:sz w:val="24"/>
-          <w:lang w:val="fr-FR"/>
-        </w:rPr>
-        <w:t>ý</w:t>
-      </w:r>
-      <w:r>
-        <w:rPr>
-          <w:bCs/>
-          <w:sz w:val="24"/>
-          <w:lang w:val="fr-FR"/>
-        </w:rPr>
-        <w:t xml:space="preserve"> </w:t>
-      </w:r>
-      <w:r>
-        <w:rPr>
-          <w:noProof/>
-          <w:sz w:val="24"/>
-          <w:lang w:val="fr-FR"/>
-        </w:rPr>
-        <w:t xml:space="preserve">giữa </w:t>
-      </w:r>
-      <w:r>
-        <w:rPr>
-          <w:noProof/>
-          <w:sz w:val="24"/>
-          <w:lang w:val="fr-FR"/>
-        </w:rPr>
-        <w:t xml:space="preserve">Công ty </w:t>
-      </w:r>
-      <w:r>
-        <w:rPr>
-          <w:noProof/>
-          <w:sz w:val="24"/>
-          <w:lang w:val="fr-FR"/>
-        </w:rPr>
-        <w:t xml:space="preserve">chúng tôi </w:t>
-      </w:r>
-      <w:r>
-        <w:rPr>
-          <w:noProof/>
-          <w:sz w:val="24"/>
-          <w:lang w:val="fr-FR"/>
-        </w:rPr>
-        <w:t xml:space="preserve">và </w:t>
+        <w:t xml:space="preserve">giữa Công ty chúng tôi và </w:t>
       </w:r>
       <w:r>
         <w:rPr>
@@ -1225,21 +731,7 @@
           <w:sz w:val="24"/>
           <w:lang w:val="fr-FR"/>
         </w:rPr>
-        <w:t>Bằng văn bản này, đ</w:t>
-      </w:r>
-      <w:r>
-        <w:rPr>
-          <w:sz w:val="24"/>
-          <w:lang w:val="fr-FR"/>
-        </w:rPr>
-        <w:t xml:space="preserve">ề nghị Ngân hàng </w:t>
-      </w:r>
-      <w:r>
-        <w:rPr>
-          <w:sz w:val="24"/>
-          <w:lang w:val="fr-FR"/>
-        </w:rPr>
-        <w:t xml:space="preserve">cấp bảo lãnh cho chúng tôi số tiền là : </w:t>
+        <w:t xml:space="preserve">Bằng văn bản này, đề nghị Ngân hàng cấp bảo lãnh cho chúng tôi số tiền là : </w:t>
       </w:r>
       <w:r>
         <w:rPr>
@@ -1247,15 +739,7 @@
           <w:sz w:val="24"/>
           <w:lang w:val="fr-FR"/>
         </w:rPr>
-        <w:t>{{TONG}}</w:t>
-      </w:r>
-      <w:r>
-        <w:rPr>
-          <w:color w:val="0070C0"/>
-          <w:sz w:val="24"/>
-          <w:lang w:val="fr-FR"/>
-        </w:rPr>
-        <w:t xml:space="preserve"> </w:t>
+        <w:t xml:space="preserve">{{TONG}} </w:t>
       </w:r>
       <w:r>
         <w:rPr>
@@ -1296,14 +780,7 @@
           <w:sz w:val="24"/>
           <w:lang w:val="fr-FR"/>
         </w:rPr>
-        <w:t>Mục đích : Bảo lãnh thanh toán theo Hợp đồng đại lý phân phối xe điện Vinfast số VFT-OT-20250105 ngày 10/03/2025 và Danh sách đơn hàng</w:t>
-      </w:r>
-      <w:r>
-        <w:rPr>
-          <w:sz w:val="24"/>
-          <w:lang w:val="fr-FR"/>
-        </w:rPr>
-        <w:t xml:space="preserve"> đề nghị BIDV Đồng Tháp bảo lãnh và các chứng tử khác kèm theo (nếu có) giữa Công ty TNHH Kinh doanh Thương mại và Dịch vụ Vinfast và Công ty CP TM Xuất Nhập Khẩu Huy Tiến Dũng.</w:t>
+        <w:t>Mục đích : Bảo lãnh thanh toán theo Hợp đồng đại lý phân phối xe điện Vinfast số VFT-OT-20250105 ngày 10/03/2025 và Danh sách đơn hàng đề nghị BIDV Đồng Tháp bảo lãnh và các chứng tử khác kèm theo (nếu có) giữa Công ty TNHH Kinh doanh Thương mại và Dịch vụ Vinfast và Công ty CP TM Xuất Nhập Khẩu Huy Tiến Dũng.</w:t>
       </w:r>
     </w:p>
     <w:p>
@@ -1613,7 +1090,7 @@
           <w:sz w:val="24"/>
           <w:lang w:val="fr-FR"/>
         </w:rPr>
-        <w:t xml:space="preserve"> Là tài sản hình thành từ nguồn tài trợ của BIDV Đồng Tháp là các xe ô tô điện mới 100% của Công ty mua từ Vinfast theo Hợp đồng đại lý phân phối xe điện Vinfast số VFT-OT-20250105 ngày 10/03/2025 và Danh sách đơn hàng đề nghị BIDV Đồng Tháp bảo lãnh và các chứng từ khắc kèm theo (nếu có) và các tài sản bảo đảm khác (nếu có). Hợp đồng </w:t>
+        <w:t xml:space="preserve"> Là tài sản hình thành từ nguồn tài trợ của BIDV Đồng Tháp là các xe ô tô điện mới 100% của Công ty mua từ Vinfast theo Hợp đồng đại lý phân phối xe điện Vinfast số VFT-OT-20250105 ngày 10/03/2025 và Danh sách đơn hàng đề nghị BIDV Đồng Tháp bảo </w:t>
       </w:r>
       <w:r>
         <w:rPr>
@@ -1621,7 +1098,7 @@
           <w:lang w:val="fr-FR"/>
         </w:rPr>
         <w:lastRenderedPageBreak/>
-        <w:t xml:space="preserve">thế chấp tài sản hình thành trong tương lai số </w:t>
+        <w:t xml:space="preserve">lãnh và các chứng từ khắc kèm theo (nếu có) và các tài sản bảo đảm khác (nếu có). Hợp đồng thế chấp tài sản hình thành trong tương lai số </w:t>
       </w:r>
       <w:r>
         <w:rPr>
@@ -1756,14 +1233,7 @@
           <w:sz w:val="24"/>
           <w:lang w:val="fr-FR"/>
         </w:rPr>
-        <w:t xml:space="preserve">        </w:t>
-      </w:r>
-      <w:r>
-        <w:rPr>
-          <w:sz w:val="24"/>
-          <w:lang w:val="fr-FR"/>
-        </w:rPr>
-        <w:t>Giấy đề nghị cấp bảo lãnh kiêm hợp đồng cấp bảo lãnh cụ thể này là một bộ phần</w:t>
+        <w:t xml:space="preserve">        Giấy đề nghị cấp bảo lãnh kiêm hợp đồng cấp bảo lãnh cụ thể này là một bộ phần</w:t>
       </w:r>
     </w:p>
     <w:p>
@@ -2011,6 +1481,21 @@
         <w:rPr>
           <w:b/>
           <w:sz w:val="24"/>
+        </w:rPr>
+      </w:pPr>
+    </w:p>
+    <w:p/>
+    <w:p>
+      <w:pPr>
+        <w:pStyle w:val="abc"/>
+        <w:spacing w:before="100" w:line="276" w:lineRule="auto"/>
+        <w:jc w:val="both"/>
+        <w:rPr>
+          <w:rFonts w:ascii="Times New Roman" w:hAnsi="Times New Roman"/>
+          <w:i/>
+          <w:spacing w:val="-4"/>
+          <w:szCs w:val="24"/>
+          <w:u w:val="single"/>
         </w:rPr>
       </w:pPr>
     </w:p>
@@ -3769,7 +3254,7 @@
     <w:lsdException w:name="Table Web 2" w:semiHidden="1" w:unhideWhenUsed="1"/>
     <w:lsdException w:name="Table Web 3" w:semiHidden="1" w:unhideWhenUsed="1"/>
     <w:lsdException w:name="Balloon Text" w:semiHidden="1" w:unhideWhenUsed="1"/>
-    <w:lsdException w:name="Table Grid" w:uiPriority="59"/>
+    <w:lsdException w:name="Table Grid" w:uiPriority="39"/>
     <w:lsdException w:name="Table Theme" w:semiHidden="1" w:unhideWhenUsed="1"/>
     <w:lsdException w:name="Placeholder Text" w:semiHidden="1"/>
     <w:lsdException w:name="No Spacing" w:uiPriority="1" w:qFormat="1"/>
@@ -4312,7 +3797,7 @@
   <w:style w:type="table" w:styleId="TableGrid">
     <w:name w:val="Table Grid"/>
     <w:basedOn w:val="TableNormal"/>
-    <w:uiPriority w:val="59"/>
+    <w:uiPriority w:val="39"/>
     <w:rsid w:val="00F9472F"/>
     <w:tblPr>
       <w:tblBorders>

--- a/src/main/resources/templates/DeNghiCapBaoLanh/de-nghi-cap-bao-lanh-vinfast.docx
+++ b/src/main/resources/templates/DeNghiCapBaoLanh/de-nghi-cap-bao-lanh-vinfast.docx
@@ -66,7 +66,7 @@
                 <w:noProof/>
               </w:rPr>
               <w:drawing>
-                <wp:anchor distT="0" distB="0" distL="114300" distR="114300" simplePos="0" relativeHeight="251659264" behindDoc="0" locked="0" layoutInCell="1" allowOverlap="1" wp14:anchorId="54275C60" wp14:editId="5A7FC630">
+                <wp:anchor distT="0" distB="0" distL="114300" distR="114300" simplePos="0" relativeHeight="251659264" behindDoc="0" locked="0" layoutInCell="1" allowOverlap="1" wp14:anchorId="54275C60" wp14:editId="3255996B">
                   <wp:simplePos x="0" y="0"/>
                   <wp:positionH relativeFrom="column">
                     <wp:posOffset>-6350</wp:posOffset>
@@ -658,23 +658,7 @@
           <w:sz w:val="24"/>
           <w:lang w:val="fr-FR"/>
         </w:rPr>
-        <w:t xml:space="preserve">{{HDTD}} </w:t>
-      </w:r>
-      <w:r>
-        <w:rPr>
-          <w:color w:val="0070C0"/>
-          <w:sz w:val="24"/>
-          <w:lang w:val="fr-FR"/>
-        </w:rPr>
-        <w:t xml:space="preserve">ngày </w:t>
-      </w:r>
-      <w:r>
-        <w:rPr>
-          <w:color w:val="0070C0"/>
-          <w:sz w:val="24"/>
-          <w:lang w:val="fr-FR"/>
-        </w:rPr>
-        <w:t>{{HDTD_DATE}}</w:t>
+        <w:t>{{HDTD}} ngày {{HDTD_DATE}}</w:t>
       </w:r>
       <w:r>
         <w:rPr>
@@ -739,23 +723,7 @@
           <w:sz w:val="24"/>
           <w:lang w:val="fr-FR"/>
         </w:rPr>
-        <w:t xml:space="preserve">{{TONG}} </w:t>
-      </w:r>
-      <w:r>
-        <w:rPr>
-          <w:color w:val="0070C0"/>
-          <w:sz w:val="24"/>
-          <w:lang w:val="fr-FR"/>
-        </w:rPr>
-        <w:t>(Bằng chữ :</w:t>
-      </w:r>
-      <w:r>
-        <w:rPr>
-          <w:color w:val="0070C0"/>
-          <w:sz w:val="24"/>
-          <w:lang w:val="fr-FR"/>
-        </w:rPr>
-        <w:t xml:space="preserve"> {{TONG_TEXT}}</w:t>
+        <w:t>{{TONG}} (Bằng chữ : {{TONG_TEXT}}</w:t>
       </w:r>
       <w:r>
         <w:rPr>
@@ -837,15 +805,7 @@
           <w:sz w:val="24"/>
           <w:lang w:val="fr-FR"/>
         </w:rPr>
-        <w:t>}}</w:t>
-      </w:r>
-      <w:r>
-        <w:rPr>
-          <w:color w:val="0070C0"/>
-          <w:sz w:val="24"/>
-          <w:lang w:val="fr-FR"/>
-        </w:rPr>
-        <w:t xml:space="preserve"> ngày</w:t>
+        <w:t>}} ngày</w:t>
       </w:r>
       <w:r>
         <w:rPr>
@@ -1106,31 +1066,7 @@
           <w:sz w:val="24"/>
           <w:lang w:val="fr-FR"/>
         </w:rPr>
-        <w:t xml:space="preserve">{{HDBD}} </w:t>
-      </w:r>
-      <w:r>
-        <w:rPr>
-          <w:color w:val="0070C0"/>
-          <w:sz w:val="24"/>
-          <w:lang w:val="fr-FR"/>
-        </w:rPr>
-        <w:t xml:space="preserve">ngày </w:t>
-      </w:r>
-      <w:r>
-        <w:rPr>
-          <w:color w:val="0070C0"/>
-          <w:sz w:val="24"/>
-          <w:lang w:val="fr-FR"/>
-        </w:rPr>
-        <w:t>{{HDBD_DATE}}</w:t>
-      </w:r>
-      <w:r>
-        <w:rPr>
-          <w:color w:val="0070C0"/>
-          <w:sz w:val="24"/>
-          <w:lang w:val="fr-FR"/>
-        </w:rPr>
-        <w:t xml:space="preserve"> và các phụ lục đính kèm</w:t>
+        <w:t>{{HDBD}} ngày {{HDBD_DATE}} và các phụ lục đính kèm</w:t>
       </w:r>
       <w:r>
         <w:rPr>
@@ -1268,31 +1204,7 @@
           <w:sz w:val="24"/>
           <w:lang w:val="fr-FR"/>
         </w:rPr>
-        <w:t xml:space="preserve">{{HDTD}} </w:t>
-      </w:r>
-      <w:r>
-        <w:rPr>
-          <w:color w:val="0070C0"/>
-          <w:sz w:val="24"/>
-          <w:lang w:val="fr-FR"/>
-        </w:rPr>
-        <w:t>ngày</w:t>
-      </w:r>
-      <w:r>
-        <w:rPr>
-          <w:color w:val="0070C0"/>
-          <w:sz w:val="24"/>
-          <w:lang w:val="fr-FR"/>
-        </w:rPr>
-        <w:t xml:space="preserve"> {{HDTD_DATE}}</w:t>
-      </w:r>
-      <w:r>
-        <w:rPr>
-          <w:color w:val="0070C0"/>
-          <w:sz w:val="24"/>
-          <w:lang w:val="fr-FR"/>
-        </w:rPr>
-        <w:t>.</w:t>
+        <w:t>{{HDTD}} ngày {{HDTD_DATE}}.</w:t>
       </w:r>
     </w:p>
     <w:p>
@@ -1318,31 +1230,7 @@
           <w:sz w:val="24"/>
           <w:lang w:val="fr-FR"/>
         </w:rPr>
-        <w:t xml:space="preserve">{{HDTD}} </w:t>
-      </w:r>
-      <w:r>
-        <w:rPr>
-          <w:color w:val="0070C0"/>
-          <w:sz w:val="24"/>
-          <w:lang w:val="fr-FR"/>
-        </w:rPr>
-        <w:t>ngày</w:t>
-      </w:r>
-      <w:r>
-        <w:rPr>
-          <w:color w:val="0070C0"/>
-          <w:sz w:val="24"/>
-          <w:lang w:val="fr-FR"/>
-        </w:rPr>
-        <w:t xml:space="preserve"> {{HDTD_DATE}}</w:t>
-      </w:r>
-      <w:r>
-        <w:rPr>
-          <w:color w:val="0070C0"/>
-          <w:sz w:val="24"/>
-          <w:lang w:val="fr-FR"/>
-        </w:rPr>
-        <w:t>.</w:t>
+        <w:t>{{HDTD}} ngày {{HDTD_DATE}}.</w:t>
       </w:r>
     </w:p>
     <w:p>
@@ -1366,8 +1254,8 @@
         <w:tblLook w:val="04A0" w:firstRow="1" w:lastRow="0" w:firstColumn="1" w:lastColumn="0" w:noHBand="0" w:noVBand="1"/>
       </w:tblPr>
       <w:tblGrid>
-        <w:gridCol w:w="3853"/>
-        <w:gridCol w:w="5219"/>
+        <w:gridCol w:w="3843"/>
+        <w:gridCol w:w="5229"/>
       </w:tblGrid>
       <w:tr>
         <w:trPr>
@@ -1418,8 +1306,7 @@
             <w:r>
               <w:rPr>
                 <w:color w:val="0E2841" w:themeColor="text2"/>
-                <w:sz w:val="22"/>
-                <w:szCs w:val="22"/>
+                <w:sz w:val="24"/>
               </w:rPr>
               <w:t>{{CURRENT_DATE_TITLE}}</w:t>
             </w:r>
